--- a/低代码平台应用治理6月月报.docx
+++ b/低代码平台应用治理6月月报.docx
@@ -49,10 +49,26 @@
       <w:r>
         <w:rPr>
           <w:rFonts w:ascii="Microsoft YaHei" w:hAnsi="Microsoft YaHei" w:eastAsia="Microsoft YaHei"/>
-          <w:b w:val="0"/>
+          <w:b/>
           <w:sz w:val="21"/>
         </w:rPr>
-        <w:t>✅ 本月共执行 6 项治理任务，覆盖 MP、编码通 1.0、编码通 2.0 与 CF：新增执行子公司应用下线（MP）、未上传测试报告扫描（MP），并保持报错/慢/超大请求体类实时持续运营。</w:t>
+        <w:t xml:space="preserve">✅ </w:t>
+      </w:r>
+      <w:r>
+        <w:rPr>
+          <w:rFonts w:ascii="Microsoft YaHei" w:hAnsi="Microsoft YaHei" w:eastAsia="Microsoft YaHei"/>
+          <w:b/>
+          <w:color w:val="2E7D32"/>
+          <w:sz w:val="21"/>
+        </w:rPr>
+        <w:t>【本月进展】</w:t>
+      </w:r>
+      <w:r>
+        <w:rPr>
+          <w:rFonts w:ascii="Microsoft YaHei" w:hAnsi="Microsoft YaHei" w:eastAsia="Microsoft YaHei"/>
+          <w:sz w:val="21"/>
+        </w:rPr>
+        <w:t>本月共执行 6 项治理任务，覆盖 MP、编码通 1.0、编码通 2.0 与 CF；新增执行子公司应用下线（MP）、未上传测试报告扫描（MP），并保持报错/慢/超大请求体类实时持续运营。</w:t>
       </w:r>
     </w:p>
     <w:p>
@@ -62,26 +78,26 @@
       <w:r>
         <w:rPr>
           <w:rFonts w:ascii="Microsoft YaHei" w:hAnsi="Microsoft YaHei" w:eastAsia="Microsoft YaHei"/>
-          <w:b w:val="0"/>
+          <w:b/>
           <w:sz w:val="21"/>
         </w:rPr>
-        <w:t>⚠️ 全量 80 个任务行中，已启动运营仅 23 项，自动化整体偏初级：半自动约 25%、全手动约 4%、</w:t>
+        <w:t xml:space="preserve">⚠️ </w:t>
       </w:r>
       <w:r>
         <w:rPr>
           <w:rFonts w:ascii="Microsoft YaHei" w:hAnsi="Microsoft YaHei" w:eastAsia="Microsoft YaHei"/>
           <w:b/>
+          <w:color w:val="B76E00"/>
           <w:sz w:val="21"/>
         </w:rPr>
-        <w:t>全自动 0%</w:t>
+        <w:t>【自动化水平】</w:t>
       </w:r>
       <w:r>
         <w:rPr>
           <w:rFonts w:ascii="Microsoft YaHei" w:hAnsi="Microsoft YaHei" w:eastAsia="Microsoft YaHei"/>
-          <w:b w:val="0"/>
           <w:sz w:val="21"/>
         </w:rPr>
-        <w:t>，逾七成任务从未执行。</w:t>
+        <w:t>全量 80 个任务行中已启动运营仅 23 项，整体偏初级——半自动约 25%、全手动约 4%、全自动 0%，逾七成任务从未执行。</w:t>
       </w:r>
     </w:p>
     <w:p>
@@ -91,10 +107,26 @@
       <w:r>
         <w:rPr>
           <w:rFonts w:ascii="Microsoft YaHei" w:hAnsi="Microsoft YaHei" w:eastAsia="Microsoft YaHei"/>
-          <w:b w:val="0"/>
+          <w:b/>
           <w:sz w:val="21"/>
         </w:rPr>
-        <w:t>⚠️ 数据跨网断点的跨两网传输策略申请本月已提交、待审批，审批前内置/外置模型敏感扫描、应用元数据扫描、子公司下线无法在生产落地。</w:t>
+        <w:t xml:space="preserve">⚠️ </w:t>
+      </w:r>
+      <w:r>
+        <w:rPr>
+          <w:rFonts w:ascii="Microsoft YaHei" w:hAnsi="Microsoft YaHei" w:eastAsia="Microsoft YaHei"/>
+          <w:b/>
+          <w:color w:val="B76E00"/>
+          <w:sz w:val="21"/>
+        </w:rPr>
+        <w:t>【数据跨网断点】</w:t>
+      </w:r>
+      <w:r>
+        <w:rPr>
+          <w:rFonts w:ascii="Microsoft YaHei" w:hAnsi="Microsoft YaHei" w:eastAsia="Microsoft YaHei"/>
+          <w:sz w:val="21"/>
+        </w:rPr>
+        <w:t>跨两网传输策略申请本月已提交、待审批；审批通过前，内置/外置模型敏感扫描、应用元数据扫描、子公司下线均无法在生产环境落地。</w:t>
       </w:r>
     </w:p>
     <w:p>
@@ -104,10 +136,26 @@
       <w:r>
         <w:rPr>
           <w:rFonts w:ascii="Microsoft YaHei" w:hAnsi="Microsoft YaHei" w:eastAsia="Microsoft YaHei"/>
-          <w:b w:val="0"/>
+          <w:b/>
           <w:sz w:val="21"/>
         </w:rPr>
-        <w:t>🔴 “待对接圆方 API”本月持续阻塞，影响通用应用、权限最小化、离职调岗、睡眠应用共 12 项无法全自动闭环。</w:t>
+        <w:t xml:space="preserve">🔴 </w:t>
+      </w:r>
+      <w:r>
+        <w:rPr>
+          <w:rFonts w:ascii="Microsoft YaHei" w:hAnsi="Microsoft YaHei" w:eastAsia="Microsoft YaHei"/>
+          <w:b/>
+          <w:color w:val="C0392B"/>
+          <w:sz w:val="21"/>
+        </w:rPr>
+        <w:t>【圆方 API 阻塞】</w:t>
+      </w:r>
+      <w:r>
+        <w:rPr>
+          <w:rFonts w:ascii="Microsoft YaHei" w:hAnsi="Microsoft YaHei" w:eastAsia="Microsoft YaHei"/>
+          <w:sz w:val="21"/>
+        </w:rPr>
+        <w:t>“待对接圆方 API”本月持续阻塞，导致通用应用、权限最小化、离职调岗、睡眠应用共 12 项任务无法形成全自动闭环。</w:t>
       </w:r>
     </w:p>
     <w:p>
@@ -117,10 +165,26 @@
       <w:r>
         <w:rPr>
           <w:rFonts w:ascii="Microsoft YaHei" w:hAnsi="Microsoft YaHei" w:eastAsia="Microsoft YaHei"/>
-          <w:b w:val="0"/>
+          <w:b/>
           <w:sz w:val="21"/>
         </w:rPr>
-        <w:t>🔴 全量存在 17 项未覆盖高风险任务（数据安全类、开发进度 0 且未启动），集中于前端未脱敏展示扫描、平台业务数据越权治理等，构成隐私与越权暴露面。</w:t>
+        <w:t xml:space="preserve">🔴 </w:t>
+      </w:r>
+      <w:r>
+        <w:rPr>
+          <w:rFonts w:ascii="Microsoft YaHei" w:hAnsi="Microsoft YaHei" w:eastAsia="Microsoft YaHei"/>
+          <w:b/>
+          <w:color w:val="C0392B"/>
+          <w:sz w:val="21"/>
+        </w:rPr>
+        <w:t>【高风险敞口】</w:t>
+      </w:r>
+      <w:r>
+        <w:rPr>
+          <w:rFonts w:ascii="Microsoft YaHei" w:hAnsi="Microsoft YaHei" w:eastAsia="Microsoft YaHei"/>
+          <w:sz w:val="21"/>
+        </w:rPr>
+        <w:t>全量存在 17 项未覆盖高风险任务（数据安全类、开发进度 0 且未启动），集中于前端未脱敏展示扫描、平台业务数据越权治理，构成隐私与越权暴露面。</w:t>
       </w:r>
     </w:p>
     <w:p>
